--- a/Science Books/Physics/Volume overview/APPENDIX - Core Ideas and Open Questions (Vol 3).docx
+++ b/Science Books/Physics/Volume overview/APPENDIX - Core Ideas and Open Questions (Vol 3).docx
@@ -132,7 +132,7 @@
     </w:p>
     <w:p>
       <w:r>
-        <w:t>No solutions appendix, no grading. Some of these have a roughly-checkable answer; most don't. Sit with them for as long as they're interesting and no longer.</w:t>
+        <w:t>No solutions appendix, no grading. Some of these have a loosely checkable answer; most don't. Sit with them for as long as they're interesting and no longer.</w:t>
       </w:r>
     </w:p>
     <w:p>
@@ -162,7 +162,7 @@
     <w:p>
       <w:pPr/>
       <w:r>
-        <w:t>Nothing in physics strictly forbids your coffee spontaneously heating itself back up. It's just staggeringly unlikely. Can you think of an everyday event that's technically allowed by the laws of physics, but that you'd bet your life savings against ever actually happening?</w:t>
+        <w:t>Nothing in physics strictly forbids your coffee spontaneously heating itself back up. It's just staggeringly unlikely. Can you think of an everyday event that's technically allowed by the laws of physics, but that you'd bet your life savings against ever really happening?</w:t>
       </w:r>
     </w:p>
     <w:p>

--- a/Science Books/Physics/Volume overview/APPENDIX - Core Ideas and Open Questions (Vol 3).docx
+++ b/Science Books/Physics/Volume overview/APPENDIX - Core Ideas and Open Questions (Vol 3).docx
@@ -7,7 +7,7 @@
         <w:pStyle w:val="Title"/>
       </w:pPr>
       <w:r>
-        <w:t>Science for Everyone</w:t>
+        <w:t>Physics, Actually</w:t>
       </w:r>
     </w:p>
     <w:p>
